--- a/src/OpenXmlHtml.Tests/WordConvertToDocxTests.FormattedContent.DotNet.verified.docx
+++ b/src/OpenXmlHtml.Tests/WordConvertToDocxTests.FormattedContent.DotNet.verified.docx
@@ -74,9 +74,9 @@
     <w:p>
       <w:r>
         <w:rPr>
+          <w:rFonts w:ascii="Arial" w:hAnsi="Arial"/>
           <w:color w:val="FF0000"/>
           <w:sz w:val="36"/>
-          <w:rFonts w:ascii="Arial" w:hAnsi="Arial"/>
         </w:rPr>
         <w:t xml:space="preserve">styled font</w:t>
       </w:r>
